--- a/software/麻生销售数据大屏智能化系统/软著生成材料/麻生销售数据大屏智能化系统-源代码.docx
+++ b/software/麻生销售数据大屏智能化系统/软著生成材料/麻生销售数据大屏智能化系统-源代码.docx
@@ -2,52 +2,6 @@
 <file path=word/document.xml><?xml version="1.0" encoding="utf-8"?>
 <w:document xmlns:w="http://schemas.openxmlformats.org/wordprocessingml/2006/main" xmlns:r="http://schemas.openxmlformats.org/officeDocument/2006/relationships">
   <w:body>
-    <w:p>
-      <w:pPr>
-        <w:jc w:val="center"/>
-        <w:spacing w:after="160"/>
-      </w:pPr>
-      <w:r>
-        <w:rPr>
-          <w:b/>
-          <w:bCs/>
-          <w:rFonts w:ascii="黑体" w:eastAsia="黑体" w:hAnsi="黑体"/>
-          <w:sz w:val="32"/>
-          <w:szCs w:val="32"/>
-        </w:rPr>
-        <w:t>麻生销售数据大屏智能化系统</w:t>
-      </w:r>
-    </w:p>
-    <w:p>
-      <w:pPr>
-        <w:jc w:val="center"/>
-        <w:spacing w:after="160"/>
-      </w:pPr>
-      <w:r>
-        <w:rPr>
-          <w:b/>
-          <w:bCs/>
-          <w:rFonts w:ascii="黑体" w:eastAsia="黑体" w:hAnsi="黑体"/>
-          <w:sz w:val="30"/>
-          <w:szCs w:val="30"/>
-        </w:rPr>
-        <w:t>源代码文档</w:t>
-      </w:r>
-    </w:p>
-    <w:p>
-      <w:pPr>
-        <w:jc w:val="center"/>
-        <w:spacing w:after="240"/>
-      </w:pPr>
-      <w:r>
-        <w:rPr>
-          <w:rFonts w:ascii="宋体" w:eastAsia="宋体" w:hAnsi="宋体"/>
-          <w:sz w:val="22"/>
-          <w:szCs w:val="22"/>
-        </w:rPr>
-        <w:t xml:space="preserve">版本：V1.0.0    权利人：麻生环球科技有限公司</w:t>
-      </w:r>
-    </w:p>
     <w:p>
       <w:pPr>
         <w:spacing w:after="0" w:line="210" w:lineRule="exact"/>
